--- a/newdoc/12_项目总设计文件_概念-研发-预拌粉-门店SOP_v1.docx
+++ b/newdoc/12_项目总设计文件_概念-研发-预拌粉-门店SOP_v1.docx
@@ -4,184 +4,231 @@
   <w:body>
     <w:p>
       <w:pPr>
-        <w:pStyle w:val="Heading1"/>
+        <w:spacing w:before="360" w:after="240" w:line="240" w:lineRule="auto"/>
       </w:pPr>
       <w:r>
+        <w:rPr>
+          <w:rFonts w:ascii="Microsoft YaHei" w:hAnsi="Microsoft YaHei" w:eastAsia="微软雅黑"/>
+          <w:b/>
+          <w:color w:val="1F4E78"/>
+          <w:sz w:val="48"/>
+        </w:rPr>
         <w:t>12_项目总设计文件（概念-研发-预拌粉-门店SOP｜v1）</w:t>
       </w:r>
     </w:p>
     <w:p/>
     <w:p>
+      <w:pPr>
+        <w:spacing w:before="120" w:after="120"/>
+        <w:ind w:left="432" w:right="432"/>
+        <w:shd w:fill="E7F3FF"/>
+      </w:pPr>
       <w:r>
         <w:rPr>
-          <w:b w:val="0"/>
-          <w:i w:val="0"/>
+          <w:i/>
+          <w:color w:val="4472C4"/>
         </w:rPr>
-        <w:t>&gt; 定位：这不是单一的研发文件或 SOP，而是</w:t>
+        <w:t>定位：这不是单一的研发文件或 SOP，而是</w:t>
       </w:r>
       <w:r>
         <w:rPr>
           <w:b/>
-          <w:i w:val="0"/>
+          <w:i/>
+          <w:color w:val="4472C4"/>
         </w:rPr>
         <w:t>项目总设计文件</w:t>
       </w:r>
       <w:r>
         <w:rPr>
-          <w:b w:val="0"/>
-          <w:i w:val="0"/>
+          <w:i/>
+          <w:color w:val="4472C4"/>
         </w:rPr>
         <w:t>：</w:t>
       </w:r>
     </w:p>
     <w:p>
+      <w:pPr>
+        <w:spacing w:before="120" w:after="120"/>
+        <w:ind w:left="432" w:right="432"/>
+        <w:shd w:fill="E7F3FF"/>
+      </w:pPr>
       <w:r>
         <w:rPr>
-          <w:b w:val="0"/>
-          <w:i w:val="0"/>
+          <w:i/>
+          <w:color w:val="4472C4"/>
         </w:rPr>
-        <w:t>&gt; - 项目概念与商业路径（Mercadona 体验策略）</w:t>
+        <w:t>- 项目概念与商业路径（Mercadona 体验策略）</w:t>
       </w:r>
     </w:p>
     <w:p>
+      <w:pPr>
+        <w:spacing w:before="120" w:after="120"/>
+        <w:ind w:left="432" w:right="432"/>
+        <w:shd w:fill="E7F3FF"/>
+      </w:pPr>
       <w:r>
         <w:rPr>
-          <w:b w:val="0"/>
-          <w:i w:val="0"/>
+          <w:i/>
+          <w:color w:val="4472C4"/>
         </w:rPr>
-        <w:t>&gt; - 产品与研发口径（为什么这么配、怎么迭代）</w:t>
+        <w:t>- 产品与研发口径（为什么这么配、怎么迭代）</w:t>
       </w:r>
     </w:p>
     <w:p>
+      <w:pPr>
+        <w:spacing w:before="120" w:after="120"/>
+        <w:ind w:left="432" w:right="432"/>
+        <w:shd w:fill="E7F3FF"/>
+      </w:pPr>
       <w:r>
         <w:rPr>
-          <w:b w:val="0"/>
-          <w:i w:val="0"/>
+          <w:i/>
+          <w:color w:val="4472C4"/>
         </w:rPr>
-        <w:t>&gt; - 预拌粉体系（总部/代工厂如何做、如何保密）</w:t>
+        <w:t>- 预拌粉体系（总部/代工厂如何做、如何保密）</w:t>
       </w:r>
     </w:p>
     <w:p>
+      <w:pPr>
+        <w:spacing w:before="120" w:after="120"/>
+        <w:ind w:left="432" w:right="432"/>
+        <w:shd w:fill="E7F3FF"/>
+      </w:pPr>
       <w:r>
         <w:rPr>
-          <w:b w:val="0"/>
-          <w:i w:val="0"/>
+          <w:i/>
+          <w:color w:val="4472C4"/>
         </w:rPr>
-        <w:t>&gt; - 门店傻瓜 SOP（兼职也能稳定复现）</w:t>
+        <w:t>- 门店傻瓜 SOP（兼职也能稳定复现）</w:t>
       </w:r>
     </w:p>
     <w:p>
+      <w:pPr>
+        <w:spacing w:before="120" w:after="120"/>
+        <w:ind w:left="432" w:right="432"/>
+        <w:shd w:fill="E7F3FF"/>
+      </w:pPr>
       <w:r>
         <w:rPr>
-          <w:b w:val="0"/>
-          <w:i w:val="0"/>
+          <w:i/>
+          <w:color w:val="4472C4"/>
         </w:rPr>
-        <w:t>&gt; 目标：</w:t>
+        <w:t>目标：</w:t>
       </w:r>
       <w:r>
         <w:rPr>
           <w:b/>
-          <w:i w:val="0"/>
+          <w:i/>
+          <w:color w:val="4472C4"/>
         </w:rPr>
         <w:t>低成本实现“高端体验感”</w:t>
       </w:r>
       <w:r>
         <w:rPr>
-          <w:b w:val="0"/>
-          <w:i w:val="0"/>
+          <w:i/>
+          <w:color w:val="4472C4"/>
         </w:rPr>
         <w:t>，并可连锁复制。</w:t>
       </w:r>
     </w:p>
     <w:p/>
     <w:p>
+      <w:pPr>
+        <w:spacing w:before="120" w:after="120"/>
+        <w:pBdr>
+          <w:bottom w:val="single" w:sz="6" w:space="1" w:color="CCCCCC"/>
+        </w:pBdr>
+      </w:pPr>
+    </w:p>
+    <w:p/>
+    <w:p>
+      <w:pPr>
+        <w:spacing w:before="240" w:after="160"/>
+      </w:pPr>
       <w:r>
         <w:rPr>
-          <w:b w:val="0"/>
-          <w:i w:val="0"/>
+          <w:rFonts w:ascii="Microsoft YaHei" w:hAnsi="Microsoft YaHei" w:eastAsia="微软雅黑"/>
+          <w:b/>
+          <w:color w:val="4472C4"/>
+          <w:sz w:val="36"/>
         </w:rPr>
-        <w:t>---</w:t>
+        <w:t>0. 一句话战略</w:t>
+      </w:r>
+    </w:p>
+    <w:p>
+      <w:r>
+        <w:t xml:space="preserve">用 </w:t>
+      </w:r>
+      <w:r>
+        <w:rPr>
+          <w:b/>
+          <w:color w:val="1F4E78"/>
+        </w:rPr>
+        <w:t>泵机（Pump）+ 预拌粉（总部/代工）+ Warm Mix（最低限度热配）</w:t>
+      </w:r>
+      <w:r>
+        <w:t>，把“绵密感/高塔造型/风味清晰”做成</w:t>
+      </w:r>
+      <w:r>
+        <w:rPr>
+          <w:b/>
+          <w:color w:val="1F4E78"/>
+        </w:rPr>
+        <w:t>可复制的物理系统</w:t>
+      </w:r>
+      <w:r>
+        <w:t>：</w:t>
+      </w:r>
+    </w:p>
+    <w:p>
+      <w:pPr>
+        <w:spacing w:before="120" w:after="120"/>
+        <w:ind w:left="432" w:right="432"/>
+        <w:shd w:fill="E7F3FF"/>
+      </w:pPr>
+      <w:r>
+        <w:rPr>
+          <w:i/>
+          <w:color w:val="4472C4"/>
+        </w:rPr>
+        <w:t>“让顾客觉得高级”，而不是“把用料堆到绝对高端”。</w:t>
       </w:r>
     </w:p>
     <w:p/>
     <w:p>
       <w:pPr>
-        <w:pStyle w:val="Heading2"/>
+        <w:spacing w:before="120" w:after="120"/>
+        <w:pBdr>
+          <w:bottom w:val="single" w:sz="6" w:space="1" w:color="CCCCCC"/>
+        </w:pBdr>
       </w:pPr>
-      <w:r>
-        <w:t>0. 一句话战略</w:t>
-      </w:r>
-    </w:p>
-    <w:p>
-      <w:r>
-        <w:rPr>
-          <w:b w:val="0"/>
-          <w:i w:val="0"/>
-        </w:rPr>
-        <w:t xml:space="preserve">用 </w:t>
-      </w:r>
-      <w:r>
-        <w:rPr>
-          <w:b/>
-          <w:i w:val="0"/>
-        </w:rPr>
-        <w:t>泵机（Pump）+ 预拌粉（总部/代工）+ Warm Mix（最低限度热配）</w:t>
-      </w:r>
-      <w:r>
-        <w:rPr>
-          <w:b w:val="0"/>
-          <w:i w:val="0"/>
-        </w:rPr>
-        <w:t>，把“绵密感/高塔造型/风味清晰”做成</w:t>
-      </w:r>
-      <w:r>
-        <w:rPr>
-          <w:b/>
-          <w:i w:val="0"/>
-        </w:rPr>
-        <w:t>可复制的物理系统</w:t>
-      </w:r>
-      <w:r>
-        <w:rPr>
-          <w:b w:val="0"/>
-          <w:i w:val="0"/>
-        </w:rPr>
-        <w:t>：</w:t>
-      </w:r>
-    </w:p>
-    <w:p>
-      <w:r>
-        <w:rPr>
-          <w:b w:val="0"/>
-          <w:i w:val="0"/>
-        </w:rPr>
-        <w:t>&gt; “让顾客觉得高级”，而不是“把用料堆到绝对高端”。</w:t>
-      </w:r>
-    </w:p>
-    <w:p/>
-    <w:p>
-      <w:r>
-        <w:rPr>
-          <w:b w:val="0"/>
-          <w:i w:val="0"/>
-        </w:rPr>
-        <w:t>---</w:t>
-      </w:r>
     </w:p>
     <w:p/>
     <w:p>
       <w:pPr>
-        <w:pStyle w:val="Heading2"/>
+        <w:spacing w:before="240" w:after="160"/>
       </w:pPr>
       <w:r>
+        <w:rPr>
+          <w:rFonts w:ascii="Microsoft YaHei" w:hAnsi="Microsoft YaHei" w:eastAsia="微软雅黑"/>
+          <w:b/>
+          <w:color w:val="4472C4"/>
+          <w:sz w:val="36"/>
+        </w:rPr>
         <w:t>1. 三大核心决策（你已锁定）</w:t>
       </w:r>
     </w:p>
     <w:p>
       <w:pPr>
-        <w:pStyle w:val="Heading3"/>
+        <w:spacing w:before="240" w:after="160"/>
       </w:pPr>
       <w:r>
+        <w:rPr>
+          <w:rFonts w:ascii="Microsoft YaHei" w:hAnsi="Microsoft YaHei" w:eastAsia="微软雅黑"/>
+          <w:b/>
+          <w:color w:val="5B9BD5"/>
+          <w:sz w:val="28"/>
+        </w:rPr>
         <w:t>1.1 泵机（Pump）</w:t>
       </w:r>
     </w:p>
@@ -190,16 +237,12 @@
         <w:pStyle w:val="ListBullet"/>
       </w:pPr>
       <w:r>
-        <w:rPr>
-          <w:b w:val="0"/>
-          <w:i w:val="0"/>
-        </w:rPr>
         <w:t>目标 Overrun：</w:t>
       </w:r>
       <w:r>
         <w:rPr>
           <w:b/>
-          <w:i w:val="0"/>
+          <w:color w:val="1F4E78"/>
         </w:rPr>
         <w:t>40–60%</w:t>
       </w:r>
@@ -209,10 +252,6 @@
         <w:pStyle w:val="ListBullet"/>
       </w:pPr>
       <w:r>
-        <w:rPr>
-          <w:b w:val="0"/>
-          <w:i w:val="0"/>
-        </w:rPr>
         <w:t>作用：用空气（低成本）制造“绵密感 + 高塔造型 + 轻盈入口”，并放大“高级体验感”</w:t>
       </w:r>
     </w:p>
@@ -221,19 +260,21 @@
         <w:pStyle w:val="ListBullet"/>
       </w:pPr>
       <w:r>
-        <w:rPr>
-          <w:b w:val="0"/>
-          <w:i w:val="0"/>
-        </w:rPr>
         <w:t>研发原则：配方必须支持 pump（需要稳定气泡膜与乳化骨架）</w:t>
       </w:r>
     </w:p>
     <w:p/>
     <w:p>
       <w:pPr>
-        <w:pStyle w:val="Heading3"/>
+        <w:spacing w:before="240" w:after="160"/>
       </w:pPr>
       <w:r>
+        <w:rPr>
+          <w:rFonts w:ascii="Microsoft YaHei" w:hAnsi="Microsoft YaHei" w:eastAsia="微软雅黑"/>
+          <w:b/>
+          <w:color w:val="5B9BD5"/>
+          <w:sz w:val="28"/>
+        </w:rPr>
         <w:t>1.2 总部/代工预拌粉</w:t>
       </w:r>
     </w:p>
@@ -242,10 +283,6 @@
         <w:pStyle w:val="ListBullet"/>
       </w:pPr>
       <w:r>
-        <w:rPr>
-          <w:b w:val="0"/>
-          <w:i w:val="0"/>
-        </w:rPr>
         <w:t>目标：消除门店称重误差、减少门店操作复杂度、保护配方机密</w:t>
       </w:r>
     </w:p>
@@ -254,10 +291,6 @@
         <w:pStyle w:val="ListBullet"/>
       </w:pPr>
       <w:r>
-        <w:rPr>
-          <w:b w:val="0"/>
-          <w:i w:val="0"/>
-        </w:rPr>
         <w:t>形态：每袋对应“一缸/一次投料”</w:t>
       </w:r>
     </w:p>
@@ -266,28 +299,26 @@
         <w:pStyle w:val="ListBullet"/>
       </w:pPr>
       <w:r>
-        <w:rPr>
-          <w:b w:val="0"/>
-          <w:i w:val="0"/>
-        </w:rPr>
         <w:t>版本管理：SKU + 配方版本号（例：CH-P01 / MT-P01）</w:t>
       </w:r>
     </w:p>
     <w:p/>
     <w:p>
       <w:pPr>
-        <w:pStyle w:val="Heading3"/>
+        <w:spacing w:before="240" w:after="160"/>
       </w:pPr>
       <w:r>
+        <w:rPr>
+          <w:rFonts w:ascii="Microsoft YaHei" w:hAnsi="Microsoft YaHei" w:eastAsia="微软雅黑"/>
+          <w:b/>
+          <w:color w:val="5B9BD5"/>
+          <w:sz w:val="28"/>
+        </w:rPr>
         <w:t>1.3 Warm Mix（简易热配）</w:t>
       </w:r>
     </w:p>
     <w:p>
       <w:r>
-        <w:rPr>
-          <w:b w:val="0"/>
-          <w:i w:val="0"/>
-        </w:rPr>
         <w:t>你要的不是“复杂热配工厂化”，而是：</w:t>
       </w:r>
     </w:p>
@@ -296,24 +327,16 @@
         <w:pStyle w:val="ListBullet"/>
       </w:pPr>
       <w:r>
-        <w:rPr>
-          <w:b w:val="0"/>
-          <w:i w:val="0"/>
-        </w:rPr>
         <w:t>用</w:t>
       </w:r>
       <w:r>
         <w:rPr>
           <w:b/>
-          <w:i w:val="0"/>
+          <w:color w:val="1F4E78"/>
         </w:rPr>
         <w:t>一次温热液体（优先温牛奶）</w:t>
       </w:r>
       <w:r>
-        <w:rPr>
-          <w:b w:val="0"/>
-          <w:i w:val="0"/>
-        </w:rPr>
         <w:t>完成：</w:t>
       </w:r>
     </w:p>
@@ -322,10 +345,6 @@
         <w:pStyle w:val="ListBullet"/>
       </w:pPr>
       <w:r>
-        <w:rPr>
-          <w:b w:val="0"/>
-          <w:i w:val="0"/>
-        </w:rPr>
         <w:t>可可/抹茶粉分散与水化</w:t>
       </w:r>
     </w:p>
@@ -334,10 +353,6 @@
         <w:pStyle w:val="ListBullet"/>
       </w:pPr>
       <w:r>
-        <w:rPr>
-          <w:b w:val="0"/>
-          <w:i w:val="0"/>
-        </w:rPr>
         <w:t>消除颗粒与粉感</w:t>
       </w:r>
     </w:p>
@@ -346,10 +361,6 @@
         <w:pStyle w:val="ListBullet"/>
       </w:pPr>
       <w:r>
-        <w:rPr>
-          <w:b w:val="0"/>
-          <w:i w:val="0"/>
-        </w:rPr>
         <w:t>提升香气释放（可可更明显；抹茶需控温）</w:t>
       </w:r>
     </w:p>
@@ -358,51 +369,54 @@
         <w:pStyle w:val="ListBullet"/>
       </w:pPr>
       <w:r>
-        <w:rPr>
-          <w:b w:val="0"/>
-          <w:i w:val="0"/>
-        </w:rPr>
         <w:t>再用</w:t>
       </w:r>
       <w:r>
         <w:rPr>
           <w:b/>
-          <w:i w:val="0"/>
+          <w:color w:val="1F4E78"/>
         </w:rPr>
         <w:t>冷乳品快速降温</w:t>
       </w:r>
       <w:r>
-        <w:rPr>
-          <w:b w:val="0"/>
-          <w:i w:val="0"/>
-        </w:rPr>
         <w:t>，把整个流程压缩到门店能做</w:t>
       </w:r>
     </w:p>
     <w:p/>
     <w:p>
-      <w:r>
-        <w:rPr>
-          <w:b w:val="0"/>
-          <w:i w:val="0"/>
-        </w:rPr>
-        <w:t>---</w:t>
-      </w:r>
+      <w:pPr>
+        <w:spacing w:before="120" w:after="120"/>
+        <w:pBdr>
+          <w:bottom w:val="single" w:sz="6" w:space="1" w:color="CCCCCC"/>
+        </w:pBdr>
+      </w:pPr>
     </w:p>
     <w:p/>
     <w:p>
       <w:pPr>
-        <w:pStyle w:val="Heading2"/>
+        <w:spacing w:before="240" w:after="160"/>
       </w:pPr>
       <w:r>
+        <w:rPr>
+          <w:rFonts w:ascii="Microsoft YaHei" w:hAnsi="Microsoft YaHei" w:eastAsia="微软雅黑"/>
+          <w:b/>
+          <w:color w:val="4472C4"/>
+          <w:sz w:val="36"/>
+        </w:rPr>
         <w:t>2. 产品定位（口感口径）</w:t>
       </w:r>
     </w:p>
     <w:p>
       <w:pPr>
-        <w:pStyle w:val="Heading3"/>
+        <w:spacing w:before="240" w:after="160"/>
       </w:pPr>
       <w:r>
+        <w:rPr>
+          <w:rFonts w:ascii="Microsoft YaHei" w:hAnsi="Microsoft YaHei" w:eastAsia="微软雅黑"/>
+          <w:b/>
+          <w:color w:val="5B9BD5"/>
+          <w:sz w:val="28"/>
+        </w:rPr>
         <w:t>2.1 抹茶（主线定位）</w:t>
       </w:r>
     </w:p>
@@ -413,7 +427,7 @@
       <w:r>
         <w:rPr>
           <w:b/>
-          <w:i w:val="0"/>
+          <w:color w:val="1F4E78"/>
         </w:rPr>
         <w:t>浓郁但不苦</w:t>
       </w:r>
@@ -425,15 +439,11 @@
       <w:r>
         <w:rPr>
           <w:b/>
-          <w:i w:val="0"/>
+          <w:color w:val="1F4E78"/>
         </w:rPr>
         <w:t>偏甜但有茶香</w:t>
       </w:r>
       <w:r>
-        <w:rPr>
-          <w:b w:val="0"/>
-          <w:i w:val="0"/>
-        </w:rPr>
         <w:t>（甜在前、香在中、回甘在后，苦不拖尾）</w:t>
       </w:r>
     </w:p>
@@ -442,19 +452,21 @@
         <w:pStyle w:val="ListBullet"/>
       </w:pPr>
       <w:r>
-        <w:rPr>
-          <w:b w:val="0"/>
-          <w:i w:val="0"/>
-        </w:rPr>
         <w:t>颜色：干净、不发灰</w:t>
       </w:r>
     </w:p>
     <w:p/>
     <w:p>
       <w:pPr>
-        <w:pStyle w:val="Heading3"/>
+        <w:spacing w:before="240" w:after="160"/>
       </w:pPr>
       <w:r>
+        <w:rPr>
+          <w:rFonts w:ascii="Microsoft YaHei" w:hAnsi="Microsoft YaHei" w:eastAsia="微软雅黑"/>
+          <w:b/>
+          <w:color w:val="5B9BD5"/>
+          <w:sz w:val="28"/>
+        </w:rPr>
         <w:t>2.2 巧克力（主线定位）</w:t>
       </w:r>
     </w:p>
@@ -465,7 +477,7 @@
       <w:r>
         <w:rPr>
           <w:b/>
-          <w:i w:val="0"/>
+          <w:color w:val="1F4E78"/>
         </w:rPr>
         <w:t>可可香厚、顺滑偏甜，但不齁</w:t>
       </w:r>
@@ -475,10 +487,6 @@
         <w:pStyle w:val="ListBullet"/>
       </w:pPr>
       <w:r>
-        <w:rPr>
-          <w:b w:val="0"/>
-          <w:i w:val="0"/>
-        </w:rPr>
         <w:t>不油、不蜡、不堵机</w:t>
       </w:r>
     </w:p>
@@ -487,37 +495,44 @@
         <w:pStyle w:val="ListBullet"/>
       </w:pPr>
       <w:r>
-        <w:rPr>
-          <w:b w:val="0"/>
-          <w:i w:val="0"/>
-        </w:rPr>
         <w:t>融化后仍有稠度（不“一摊水”）</w:t>
       </w:r>
     </w:p>
     <w:p/>
     <w:p>
-      <w:r>
-        <w:rPr>
-          <w:b w:val="0"/>
-          <w:i w:val="0"/>
-        </w:rPr>
-        <w:t>---</w:t>
-      </w:r>
+      <w:pPr>
+        <w:spacing w:before="120" w:after="120"/>
+        <w:pBdr>
+          <w:bottom w:val="single" w:sz="6" w:space="1" w:color="CCCCCC"/>
+        </w:pBdr>
+      </w:pPr>
     </w:p>
     <w:p/>
     <w:p>
       <w:pPr>
-        <w:pStyle w:val="Heading2"/>
+        <w:spacing w:before="240" w:after="160"/>
       </w:pPr>
       <w:r>
+        <w:rPr>
+          <w:rFonts w:ascii="Microsoft YaHei" w:hAnsi="Microsoft YaHei" w:eastAsia="微软雅黑"/>
+          <w:b/>
+          <w:color w:val="4472C4"/>
+          <w:sz w:val="36"/>
+        </w:rPr>
         <w:t>3. 操作与品控口径（为了连锁稳定）</w:t>
       </w:r>
     </w:p>
     <w:p>
       <w:pPr>
-        <w:pStyle w:val="Heading3"/>
+        <w:spacing w:before="240" w:after="160"/>
       </w:pPr>
       <w:r>
+        <w:rPr>
+          <w:rFonts w:ascii="Microsoft YaHei" w:hAnsi="Microsoft YaHei" w:eastAsia="微软雅黑"/>
+          <w:b/>
+          <w:color w:val="5B9BD5"/>
+          <w:sz w:val="28"/>
+        </w:rPr>
         <w:t>3.1 备料与熟化（你给出的方案：前一晚备料）</w:t>
       </w:r>
     </w:p>
@@ -526,10 +541,6 @@
         <w:pStyle w:val="ListBullet"/>
       </w:pPr>
       <w:r>
-        <w:rPr>
-          <w:b w:val="0"/>
-          <w:i w:val="0"/>
-        </w:rPr>
         <w:t>允许“晚班结束前备料 + 冰箱熟化过夜”</w:t>
       </w:r>
     </w:p>
@@ -538,37 +549,21 @@
         <w:pStyle w:val="ListBullet"/>
       </w:pPr>
       <w:r>
-        <w:rPr>
-          <w:b w:val="0"/>
-          <w:i w:val="0"/>
-        </w:rPr>
         <w:t>目的：</w:t>
       </w:r>
     </w:p>
     <w:p>
       <w:r>
-        <w:rPr>
-          <w:b w:val="0"/>
-          <w:i w:val="0"/>
-        </w:rPr>
         <w:t>1) 粉体水化完成 → 细腻无粉感</w:t>
       </w:r>
     </w:p>
     <w:p>
       <w:r>
-        <w:rPr>
-          <w:b w:val="0"/>
-          <w:i w:val="0"/>
-        </w:rPr>
         <w:t>2) 黏度稳定 → pump 的 Overrun 与挺立更稳定</w:t>
       </w:r>
     </w:p>
     <w:p>
       <w:r>
-        <w:rPr>
-          <w:b w:val="0"/>
-          <w:i w:val="0"/>
-        </w:rPr>
         <w:t>3) 温度稳定 ≤4°C → 产能更稳、卫生风险更低</w:t>
       </w:r>
     </w:p>
@@ -577,7 +572,7 @@
       <w:r>
         <w:rPr>
           <w:b/>
-          <w:i w:val="0"/>
+          <w:color w:val="1F4E78"/>
         </w:rPr>
         <w:t>v1 建议窗口（可作为默认 SOP）</w:t>
       </w:r>
@@ -587,16 +582,12 @@
         <w:pStyle w:val="ListBullet"/>
       </w:pPr>
       <w:r>
-        <w:rPr>
-          <w:b w:val="0"/>
-          <w:i w:val="0"/>
-        </w:rPr>
         <w:t>熟化温度：</w:t>
       </w:r>
       <w:r>
         <w:rPr>
           <w:b/>
-          <w:i w:val="0"/>
+          <w:color w:val="1F4E78"/>
         </w:rPr>
         <w:t>2–4°C</w:t>
       </w:r>
@@ -606,24 +597,16 @@
         <w:pStyle w:val="ListBullet"/>
       </w:pPr>
       <w:r>
-        <w:rPr>
-          <w:b w:val="0"/>
-          <w:i w:val="0"/>
-        </w:rPr>
         <w:t>熟化时间：</w:t>
       </w:r>
       <w:r>
         <w:rPr>
           <w:b/>
-          <w:i w:val="0"/>
+          <w:color w:val="1F4E78"/>
         </w:rPr>
         <w:t>8–12h</w:t>
       </w:r>
       <w:r>
-        <w:rPr>
-          <w:b w:val="0"/>
-          <w:i w:val="0"/>
-        </w:rPr>
         <w:t>（前一晚备料最合适）</w:t>
       </w:r>
     </w:p>
@@ -632,47 +615,59 @@
         <w:pStyle w:val="ListBullet"/>
       </w:pPr>
       <w:r>
-        <w:rPr>
-          <w:b w:val="0"/>
-          <w:i w:val="0"/>
-        </w:rPr>
         <w:t>上机前：再均质 20–30 秒（防沉底导致前后杯漂）</w:t>
       </w:r>
     </w:p>
     <w:p/>
     <w:p>
+      <w:pPr>
+        <w:spacing w:before="120" w:after="120"/>
+        <w:ind w:left="432" w:right="432"/>
+        <w:shd w:fill="E7F3FF"/>
+      </w:pPr>
       <w:r>
         <w:rPr>
-          <w:b w:val="0"/>
-          <w:i w:val="0"/>
+          <w:i/>
+          <w:color w:val="4472C4"/>
         </w:rPr>
-        <w:t>&gt; 注意：如果熟化过长也可能变“更厚/更闷”，最终以“尖角测试 + 10 分钟融化盘”锁死你自己的窗口。</w:t>
-      </w:r>
-    </w:p>
-    <w:p/>
-    <w:p>
-      <w:r>
-        <w:rPr>
-          <w:b w:val="0"/>
-          <w:i w:val="0"/>
-        </w:rPr>
-        <w:t>---</w:t>
+        <w:t>注意：如果熟化过长也可能变“更厚/更闷”，最终以“尖角测试 + 10 分钟融化盘”锁死你自己的窗口。</w:t>
       </w:r>
     </w:p>
     <w:p/>
     <w:p>
       <w:pPr>
-        <w:pStyle w:val="Heading2"/>
+        <w:spacing w:before="120" w:after="120"/>
+        <w:pBdr>
+          <w:bottom w:val="single" w:sz="6" w:space="1" w:color="CCCCCC"/>
+        </w:pBdr>
+      </w:pPr>
+    </w:p>
+    <w:p/>
+    <w:p>
+      <w:pPr>
+        <w:spacing w:before="240" w:after="160"/>
       </w:pPr>
       <w:r>
+        <w:rPr>
+          <w:rFonts w:ascii="Microsoft YaHei" w:hAnsi="Microsoft YaHei" w:eastAsia="微软雅黑"/>
+          <w:b/>
+          <w:color w:val="4472C4"/>
+          <w:sz w:val="36"/>
+        </w:rPr>
         <w:t>4. 预拌粉体系（为什么这样配：结构工程，而不是“堆料”）</w:t>
       </w:r>
     </w:p>
     <w:p>
       <w:pPr>
-        <w:pStyle w:val="Heading3"/>
+        <w:spacing w:before="240" w:after="160"/>
       </w:pPr>
       <w:r>
+        <w:rPr>
+          <w:rFonts w:ascii="Microsoft YaHei" w:hAnsi="Microsoft YaHei" w:eastAsia="微软雅黑"/>
+          <w:b/>
+          <w:color w:val="5B9BD5"/>
+          <w:sz w:val="28"/>
+        </w:rPr>
         <w:t>4.1 结构分工（研发解释口径）</w:t>
       </w:r>
     </w:p>
@@ -681,10 +676,6 @@
         <w:pStyle w:val="ListBullet"/>
       </w:pPr>
       <w:r>
-        <w:rPr>
-          <w:b w:val="0"/>
-          <w:i w:val="0"/>
-        </w:rPr>
         <w:t>蔗糖：主甜味骨架（决定入口甜感与收尾）</w:t>
       </w:r>
     </w:p>
@@ -693,24 +684,16 @@
         <w:pStyle w:val="ListBullet"/>
       </w:pPr>
       <w:r>
-        <w:rPr>
-          <w:b w:val="0"/>
-          <w:i w:val="0"/>
-        </w:rPr>
         <w:t>Dextrosa：</w:t>
       </w:r>
       <w:r>
         <w:rPr>
           <w:b/>
-          <w:i w:val="0"/>
+          <w:color w:val="1F4E78"/>
         </w:rPr>
         <w:t>口感工具</w:t>
       </w:r>
       <w:r>
-        <w:rPr>
-          <w:b w:val="0"/>
-          <w:i w:val="0"/>
-        </w:rPr>
         <w:t>（更软更细，降低冻结点；不会显著增加“冲甜”）</w:t>
       </w:r>
     </w:p>
@@ -719,10 +702,6 @@
         <w:pStyle w:val="ListBullet"/>
       </w:pPr>
       <w:r>
-        <w:rPr>
-          <w:b w:val="0"/>
-          <w:i w:val="0"/>
-        </w:rPr>
         <w:t>脱脂奶粉 SMP：结构骨架（蛋白质+乳固体，支撑气泡膜与body）</w:t>
       </w:r>
     </w:p>
@@ -731,10 +710,6 @@
         <w:pStyle w:val="ListBullet"/>
       </w:pPr>
       <w:r>
-        <w:rPr>
-          <w:b w:val="0"/>
-          <w:i w:val="0"/>
-        </w:rPr>
         <w:t>可可/抹茶：风味模块（同时会改变吸水与黏度）</w:t>
       </w:r>
     </w:p>
@@ -743,19 +718,21 @@
         <w:pStyle w:val="ListBullet"/>
       </w:pPr>
       <w:r>
-        <w:rPr>
-          <w:b w:val="0"/>
-          <w:i w:val="0"/>
-        </w:rPr>
         <w:t>稳定/乳化体系：锁水抗融化 + 乳化骨架（支持 pump）</w:t>
       </w:r>
     </w:p>
     <w:p/>
     <w:p>
       <w:pPr>
-        <w:pStyle w:val="Heading3"/>
+        <w:spacing w:before="240" w:after="160"/>
       </w:pPr>
       <w:r>
+        <w:rPr>
+          <w:rFonts w:ascii="Microsoft YaHei" w:hAnsi="Microsoft YaHei" w:eastAsia="微软雅黑"/>
+          <w:b/>
+          <w:color w:val="5B9BD5"/>
+          <w:sz w:val="28"/>
+        </w:rPr>
         <w:t>4.2 “Mercadona 体验策略”的技术落地</w:t>
       </w:r>
     </w:p>
@@ -766,7 +743,7 @@
       <w:r>
         <w:rPr>
           <w:b/>
-          <w:i w:val="0"/>
+          <w:color w:val="1F4E78"/>
         </w:rPr>
         <w:t>用结构（空气 + 黏度 + 乳化骨架）赢体验</w:t>
       </w:r>
@@ -778,15 +755,11 @@
       <w:r>
         <w:rPr>
           <w:b/>
-          <w:i w:val="0"/>
+          <w:color w:val="1F4E78"/>
         </w:rPr>
         <w:t>用原料选择控制成本</w:t>
       </w:r>
       <w:r>
-        <w:rPr>
-          <w:b w:val="0"/>
-          <w:i w:val="0"/>
-        </w:rPr>
         <w:t>：</w:t>
       </w:r>
     </w:p>
@@ -795,10 +768,6 @@
         <w:pStyle w:val="ListBullet"/>
       </w:pPr>
       <w:r>
-        <w:rPr>
-          <w:b w:val="0"/>
-          <w:i w:val="0"/>
-        </w:rPr>
         <w:t>dextrosa / maltodextrin 等“结构工具”通常性价比高</w:t>
       </w:r>
     </w:p>
@@ -807,37 +776,44 @@
         <w:pStyle w:val="ListBullet"/>
       </w:pPr>
       <w:r>
-        <w:rPr>
-          <w:b w:val="0"/>
-          <w:i w:val="0"/>
-        </w:rPr>
         <w:t>奶油/高端粉体是成本大头，要“适量”，靠结构放大体感</w:t>
       </w:r>
     </w:p>
     <w:p/>
     <w:p>
-      <w:r>
-        <w:rPr>
-          <w:b w:val="0"/>
-          <w:i w:val="0"/>
-        </w:rPr>
-        <w:t>---</w:t>
-      </w:r>
+      <w:pPr>
+        <w:spacing w:before="120" w:after="120"/>
+        <w:pBdr>
+          <w:bottom w:val="single" w:sz="6" w:space="1" w:color="CCCCCC"/>
+        </w:pBdr>
+      </w:pPr>
     </w:p>
     <w:p/>
     <w:p>
       <w:pPr>
-        <w:pStyle w:val="Heading2"/>
+        <w:spacing w:before="240" w:after="160"/>
       </w:pPr>
       <w:r>
+        <w:rPr>
+          <w:rFonts w:ascii="Microsoft YaHei" w:hAnsi="Microsoft YaHei" w:eastAsia="微软雅黑"/>
+          <w:b/>
+          <w:color w:val="4472C4"/>
+          <w:sz w:val="36"/>
+        </w:rPr>
         <w:t>5. 关键风险点（v1 必须写清）</w:t>
       </w:r>
     </w:p>
     <w:p>
       <w:pPr>
-        <w:pStyle w:val="Heading3"/>
+        <w:spacing w:before="240" w:after="160"/>
       </w:pPr>
       <w:r>
+        <w:rPr>
+          <w:rFonts w:ascii="Microsoft YaHei" w:hAnsi="Microsoft YaHei" w:eastAsia="微软雅黑"/>
+          <w:b/>
+          <w:color w:val="5B9BD5"/>
+          <w:sz w:val="28"/>
+        </w:rPr>
         <w:t>5.1 Warm Mix 的温度口径（抹茶 vs 可可不同）</w:t>
       </w:r>
     </w:p>
@@ -846,10 +822,6 @@
         <w:pStyle w:val="ListBullet"/>
       </w:pPr>
       <w:r>
-        <w:rPr>
-          <w:b w:val="0"/>
-          <w:i w:val="0"/>
-        </w:rPr>
         <w:t>可可：可用更高温（&gt;60°C）帮助水化</w:t>
       </w:r>
     </w:p>
@@ -858,24 +830,16 @@
         <w:pStyle w:val="ListBullet"/>
       </w:pPr>
       <w:r>
-        <w:rPr>
-          <w:b w:val="0"/>
-          <w:i w:val="0"/>
-        </w:rPr>
         <w:t>抹茶：</w:t>
       </w:r>
       <w:r>
         <w:rPr>
           <w:b/>
-          <w:i w:val="0"/>
+          <w:color w:val="1F4E78"/>
         </w:rPr>
         <w:t>不建议用 &gt;60°C</w:t>
       </w:r>
       <w:r>
-        <w:rPr>
-          <w:b w:val="0"/>
-          <w:i w:val="0"/>
-        </w:rPr>
         <w:t>（香气钝化、颜色脏、苦涩更直）</w:t>
       </w:r>
     </w:p>
@@ -884,33 +848,31 @@
         <w:pStyle w:val="ListBullet"/>
       </w:pPr>
       <w:r>
-        <w:rPr>
-          <w:b w:val="0"/>
-          <w:i w:val="0"/>
-        </w:rPr>
         <w:t xml:space="preserve">v1 推荐：抹茶用 </w:t>
       </w:r>
       <w:r>
         <w:rPr>
           <w:b/>
-          <w:i w:val="0"/>
+          <w:color w:val="1F4E78"/>
         </w:rPr>
         <w:t>40–50°C 温牛奶</w:t>
       </w:r>
       <w:r>
-        <w:rPr>
-          <w:b w:val="0"/>
-          <w:i w:val="0"/>
-        </w:rPr>
         <w:t>完成分散</w:t>
       </w:r>
     </w:p>
     <w:p/>
     <w:p>
       <w:pPr>
-        <w:pStyle w:val="Heading3"/>
+        <w:spacing w:before="240" w:after="160"/>
       </w:pPr>
       <w:r>
+        <w:rPr>
+          <w:rFonts w:ascii="Microsoft YaHei" w:hAnsi="Microsoft YaHei" w:eastAsia="微软雅黑"/>
+          <w:b/>
+          <w:color w:val="5B9BD5"/>
+          <w:sz w:val="28"/>
+        </w:rPr>
         <w:t>5.2 进机温度口径（必须≤4°C）</w:t>
       </w:r>
     </w:p>
@@ -919,10 +881,6 @@
         <w:pStyle w:val="ListBullet"/>
       </w:pPr>
       <w:r>
-        <w:rPr>
-          <w:b w:val="0"/>
-          <w:i w:val="0"/>
-        </w:rPr>
         <w:t>若混合后仍是 20°C 直接进机：</w:t>
       </w:r>
     </w:p>
@@ -931,10 +889,6 @@
         <w:pStyle w:val="ListBullet"/>
       </w:pPr>
       <w:r>
-        <w:rPr>
-          <w:b w:val="0"/>
-          <w:i w:val="0"/>
-        </w:rPr>
         <w:t>产能下降、前几杯软塌、口感漂</w:t>
       </w:r>
     </w:p>
@@ -943,10 +897,6 @@
         <w:pStyle w:val="ListBullet"/>
       </w:pPr>
       <w:r>
-        <w:rPr>
-          <w:b w:val="0"/>
-          <w:i w:val="0"/>
-        </w:rPr>
         <w:t>卫生风险上升</w:t>
       </w:r>
     </w:p>
@@ -955,42 +905,36 @@
         <w:pStyle w:val="ListBullet"/>
       </w:pPr>
       <w:r>
-        <w:rPr>
-          <w:b w:val="0"/>
-          <w:i w:val="0"/>
-        </w:rPr>
         <w:t xml:space="preserve">v1 必须要求：进机前奶浆温度 </w:t>
       </w:r>
       <w:r>
         <w:rPr>
           <w:b/>
-          <w:i w:val="0"/>
+          <w:color w:val="1F4E78"/>
         </w:rPr>
         <w:t>≤4°C</w:t>
       </w:r>
       <w:r>
-        <w:rPr>
-          <w:b w:val="0"/>
-          <w:i w:val="0"/>
-        </w:rPr>
         <w:t>（通过冷乳品 + 冰水浴/急速冷却实现）</w:t>
       </w:r>
     </w:p>
     <w:p/>
     <w:p>
       <w:pPr>
-        <w:pStyle w:val="Heading3"/>
+        <w:spacing w:before="240" w:after="160"/>
       </w:pPr>
       <w:r>
+        <w:rPr>
+          <w:rFonts w:ascii="Microsoft YaHei" w:hAnsi="Microsoft YaHei" w:eastAsia="微软雅黑"/>
+          <w:b/>
+          <w:color w:val="5B9BD5"/>
+          <w:sz w:val="28"/>
+        </w:rPr>
         <w:t>5.3 “Base 50 Soft”不确定类型（稳定乳化复配粉 vs 基底粉）</w:t>
       </w:r>
     </w:p>
     <w:p>
       <w:r>
-        <w:rPr>
-          <w:b w:val="0"/>
-          <w:i w:val="0"/>
-        </w:rPr>
         <w:t>这是 v1 里唯一必须保留的“分支口径”，因为不同类型投料量差 10 倍以上：</w:t>
       </w:r>
     </w:p>
@@ -1000,10 +944,6 @@
         <w:pStyle w:val="ListBullet"/>
       </w:pPr>
       <w:r>
-        <w:rPr>
-          <w:b w:val="0"/>
-          <w:i w:val="0"/>
-        </w:rPr>
         <w:t>A 类：稳定/乳化复配粉（常见投料 0.2–0.5%）</w:t>
       </w:r>
     </w:p>
@@ -1012,10 +952,6 @@
         <w:pStyle w:val="ListBullet"/>
       </w:pPr>
       <w:r>
-        <w:rPr>
-          <w:b w:val="0"/>
-          <w:i w:val="0"/>
-        </w:rPr>
         <w:t>B 类：基底粉（常见投料 2–5%）</w:t>
       </w:r>
     </w:p>
@@ -1024,7 +960,7 @@
       <w:r>
         <w:rPr>
           <w:b/>
-          <w:i w:val="0"/>
+          <w:color w:val="1F4E78"/>
         </w:rPr>
         <w:t>v1 处理方式（不需要现在定死）：</w:t>
       </w:r>
@@ -1034,10 +970,6 @@
         <w:pStyle w:val="ListBullet"/>
       </w:pPr>
       <w:r>
-        <w:rPr>
-          <w:b w:val="0"/>
-          <w:i w:val="0"/>
-        </w:rPr>
         <w:t>文件 13 写“判别方法 + 两套投料口径 + 如何快速试验锁定”</w:t>
       </w:r>
     </w:p>
@@ -1046,65 +978,50 @@
         <w:pStyle w:val="ListBullet"/>
       </w:pPr>
       <w:r>
-        <w:rPr>
-          <w:b w:val="0"/>
-          <w:i w:val="0"/>
-        </w:rPr>
         <w:t>门店 SOP（文件 14）用“按袋/按型号”执行，避免员工猜</w:t>
       </w:r>
     </w:p>
     <w:p/>
     <w:p>
-      <w:r>
-        <w:rPr>
-          <w:b w:val="0"/>
-          <w:i w:val="0"/>
-        </w:rPr>
-        <w:t>---</w:t>
-      </w:r>
+      <w:pPr>
+        <w:spacing w:before="120" w:after="120"/>
+        <w:pBdr>
+          <w:bottom w:val="single" w:sz="6" w:space="1" w:color="CCCCCC"/>
+        </w:pBdr>
+      </w:pPr>
     </w:p>
     <w:p/>
     <w:p>
       <w:pPr>
-        <w:pStyle w:val="Heading2"/>
+        <w:spacing w:before="240" w:after="160"/>
       </w:pPr>
       <w:r>
+        <w:rPr>
+          <w:rFonts w:ascii="Microsoft YaHei" w:hAnsi="Microsoft YaHei" w:eastAsia="微软雅黑"/>
+          <w:b/>
+          <w:color w:val="4472C4"/>
+          <w:sz w:val="36"/>
+        </w:rPr>
         <w:t>6. v1 研发验证（用最少测试把口径锁死）</w:t>
       </w:r>
     </w:p>
     <w:p>
       <w:r>
-        <w:rPr>
-          <w:b w:val="0"/>
-          <w:i w:val="0"/>
-        </w:rPr>
         <w:t>每个口味只做 3 个数据：</w:t>
       </w:r>
     </w:p>
     <w:p>
       <w:r>
-        <w:rPr>
-          <w:b w:val="0"/>
-          <w:i w:val="0"/>
-        </w:rPr>
         <w:t>1) 尖角测试（30 秒）</w:t>
       </w:r>
     </w:p>
     <w:p>
       <w:r>
-        <w:rPr>
-          <w:b w:val="0"/>
-          <w:i w:val="0"/>
-        </w:rPr>
         <w:t>2) 10 分钟融化盘</w:t>
       </w:r>
     </w:p>
     <w:p>
       <w:r>
-        <w:rPr>
-          <w:b w:val="0"/>
-          <w:i w:val="0"/>
-        </w:rPr>
         <w:t>3) 口感评分（细腻/挺立/风味清晰/拖尾）</w:t>
       </w:r>
     </w:p>
@@ -1113,7 +1030,7 @@
       <w:r>
         <w:rPr>
           <w:b/>
-          <w:i w:val="0"/>
+          <w:color w:val="1F4E78"/>
         </w:rPr>
         <w:t>研发迭代规则（防止乱调）</w:t>
       </w:r>
@@ -1123,10 +1040,6 @@
         <w:pStyle w:val="ListBullet"/>
       </w:pPr>
       <w:r>
-        <w:rPr>
-          <w:b w:val="0"/>
-          <w:i w:val="0"/>
-        </w:rPr>
         <w:t>每一轮只动 1 个旋钮：</w:t>
       </w:r>
     </w:p>
@@ -1135,10 +1048,6 @@
         <w:pStyle w:val="ListBullet"/>
       </w:pPr>
       <w:r>
-        <w:rPr>
-          <w:b w:val="0"/>
-          <w:i w:val="0"/>
-        </w:rPr>
         <w:t>抹茶：先动“抹茶用量/糖圆润/奶粉托底”，不要先乱加香精</w:t>
       </w:r>
     </w:p>
@@ -1147,29 +1056,30 @@
         <w:pStyle w:val="ListBullet"/>
       </w:pPr>
       <w:r>
-        <w:rPr>
-          <w:b w:val="0"/>
-          <w:i w:val="0"/>
-        </w:rPr>
         <w:t>巧克力：先动“可可粉类型/用量/黏度控制”，不要先上巧克力酱</w:t>
       </w:r>
     </w:p>
     <w:p/>
     <w:p>
-      <w:r>
-        <w:rPr>
-          <w:b w:val="0"/>
-          <w:i w:val="0"/>
-        </w:rPr>
-        <w:t>---</w:t>
-      </w:r>
+      <w:pPr>
+        <w:spacing w:before="120" w:after="120"/>
+        <w:pBdr>
+          <w:bottom w:val="single" w:sz="6" w:space="1" w:color="CCCCCC"/>
+        </w:pBdr>
+      </w:pPr>
     </w:p>
     <w:p/>
     <w:p>
       <w:pPr>
-        <w:pStyle w:val="Heading2"/>
+        <w:spacing w:before="240" w:after="160"/>
       </w:pPr>
       <w:r>
+        <w:rPr>
+          <w:rFonts w:ascii="Microsoft YaHei" w:hAnsi="Microsoft YaHei" w:eastAsia="微软雅黑"/>
+          <w:b/>
+          <w:color w:val="4472C4"/>
+          <w:sz w:val="36"/>
+        </w:rPr>
         <w:t>7. 交付件与文件映射（项目实施用）</w:t>
       </w:r>
     </w:p>
@@ -1178,16 +1088,12 @@
         <w:pStyle w:val="ListBullet"/>
       </w:pPr>
       <w:r>
-        <w:rPr>
-          <w:b w:val="0"/>
-          <w:i w:val="0"/>
-        </w:rPr>
         <w:t xml:space="preserve">研发与预拌粉交付：见 </w:t>
       </w:r>
       <w:r>
         <w:rPr>
           <w:b/>
-          <w:i w:val="0"/>
+          <w:color w:val="1F4E78"/>
         </w:rPr>
         <w:t>13_预拌粉规格与代工厂交付包_v1.md</w:t>
       </w:r>
@@ -1197,16 +1103,12 @@
         <w:pStyle w:val="ListBullet"/>
       </w:pPr>
       <w:r>
-        <w:rPr>
-          <w:b w:val="0"/>
-          <w:i w:val="0"/>
-        </w:rPr>
         <w:t xml:space="preserve">门店 SOP 与前一晚备料：见 </w:t>
       </w:r>
       <w:r>
         <w:rPr>
           <w:b/>
-          <w:i w:val="0"/>
+          <w:color w:val="1F4E78"/>
         </w:rPr>
         <w:t>14_门店SOP_一热一粉一冷_含前一晚备料_v1.md</w:t>
       </w:r>
@@ -1216,10 +1118,6 @@
         <w:pStyle w:val="ListBullet"/>
       </w:pPr>
       <w:r>
-        <w:rPr>
-          <w:b w:val="0"/>
-          <w:i w:val="0"/>
-        </w:rPr>
         <w:t>调参旋钮/排障树：见 06</w:t>
       </w:r>
     </w:p>
@@ -1228,10 +1126,6 @@
         <w:pStyle w:val="ListBullet"/>
       </w:pPr>
       <w:r>
-        <w:rPr>
-          <w:b w:val="0"/>
-          <w:i w:val="0"/>
-        </w:rPr>
         <w:t>设备选型：见 07</w:t>
       </w:r>
     </w:p>
@@ -1240,10 +1134,6 @@
         <w:pStyle w:val="ListBullet"/>
       </w:pPr>
       <w:r>
-        <w:rPr>
-          <w:b w:val="0"/>
-          <w:i w:val="0"/>
-        </w:rPr>
         <w:t>训练计划与研发记录：见 08</w:t>
       </w:r>
     </w:p>
@@ -1252,10 +1142,6 @@
         <w:pStyle w:val="ListBullet"/>
       </w:pPr>
       <w:r>
-        <w:rPr>
-          <w:b w:val="0"/>
-          <w:i w:val="0"/>
-        </w:rPr>
         <w:t>采购最小清单：见 09</w:t>
       </w:r>
     </w:p>
@@ -1264,121 +1150,90 @@
         <w:pStyle w:val="ListBullet"/>
       </w:pPr>
       <w:r>
-        <w:rPr>
-          <w:b w:val="0"/>
-          <w:i w:val="0"/>
-        </w:rPr>
         <w:t>门店动线与翻台：见 10</w:t>
       </w:r>
     </w:p>
     <w:p/>
     <w:p>
-      <w:r>
-        <w:rPr>
-          <w:b w:val="0"/>
-          <w:i w:val="0"/>
-        </w:rPr>
-        <w:t>---</w:t>
-      </w:r>
+      <w:pPr>
+        <w:spacing w:before="120" w:after="120"/>
+        <w:pBdr>
+          <w:bottom w:val="single" w:sz="6" w:space="1" w:color="CCCCCC"/>
+        </w:pBdr>
+      </w:pPr>
     </w:p>
     <w:p/>
     <w:p>
       <w:pPr>
-        <w:pStyle w:val="Heading2"/>
+        <w:spacing w:before="240" w:after="160"/>
       </w:pPr>
       <w:r>
+        <w:rPr>
+          <w:rFonts w:ascii="Microsoft YaHei" w:hAnsi="Microsoft YaHei" w:eastAsia="微软雅黑"/>
+          <w:b/>
+          <w:color w:val="4472C4"/>
+          <w:sz w:val="36"/>
+        </w:rPr>
         <w:t>8. 本文件作业（作为“总设计锁口径”）</w:t>
       </w:r>
     </w:p>
     <w:p>
       <w:r>
-        <w:rPr>
-          <w:b w:val="0"/>
-          <w:i w:val="0"/>
-        </w:rPr>
         <w:t>1) 你确认 v1 的“默认节奏”是否为：</w:t>
       </w:r>
       <w:r>
         <w:rPr>
           <w:b/>
-          <w:i w:val="0"/>
+          <w:color w:val="1F4E78"/>
         </w:rPr>
         <w:t>晚班备料 + 过夜熟化 + 次日卖</w:t>
       </w:r>
       <w:r>
-        <w:rPr>
-          <w:b w:val="0"/>
-          <w:i w:val="0"/>
-        </w:rPr>
         <w:t>（是/否）</w:t>
       </w:r>
     </w:p>
     <w:p>
       <w:r>
-        <w:rPr>
-          <w:b w:val="0"/>
-          <w:i w:val="0"/>
-        </w:rPr>
         <w:t>2) 抹茶定位你已确认：</w:t>
       </w:r>
       <w:r>
         <w:rPr>
           <w:b/>
-          <w:i w:val="0"/>
+          <w:color w:val="1F4E78"/>
         </w:rPr>
         <w:t>浓郁不苦、偏甜有茶香</w:t>
       </w:r>
       <w:r>
-        <w:rPr>
-          <w:b w:val="0"/>
-          <w:i w:val="0"/>
-        </w:rPr>
         <w:t>（已锁定）</w:t>
       </w:r>
     </w:p>
     <w:p>
       <w:r>
-        <w:rPr>
-          <w:b w:val="0"/>
-          <w:i w:val="0"/>
-        </w:rPr>
         <w:t>3) 巧克力定位你确认：更偏“</w:t>
       </w:r>
       <w:r>
         <w:rPr>
           <w:b/>
-          <w:i w:val="0"/>
+          <w:color w:val="1F4E78"/>
         </w:rPr>
         <w:t>顺滑偏甜</w:t>
       </w:r>
       <w:r>
-        <w:rPr>
-          <w:b w:val="0"/>
-          <w:i w:val="0"/>
-        </w:rPr>
         <w:t>”还是“</w:t>
       </w:r>
       <w:r>
         <w:rPr>
           <w:b/>
-          <w:i w:val="0"/>
+          <w:color w:val="1F4E78"/>
         </w:rPr>
         <w:t>黑巧苦甜</w:t>
       </w:r>
       <w:r>
-        <w:rPr>
-          <w:b w:val="0"/>
-          <w:i w:val="0"/>
-        </w:rPr>
         <w:t>”（二选一）</w:t>
       </w:r>
     </w:p>
     <w:p>
       <w:r>
-        <w:rPr>
-          <w:b w:val="0"/>
-          <w:i w:val="0"/>
-        </w:rPr>
         <w:t>4) Base 50 Soft：拿到包装后，把“推荐投料比例/成分表”拍一张，直接放进文件 13 的附录。</w:t>
       </w:r>
     </w:p>
@@ -1755,6 +1610,9 @@
     <w:name w:val="Normal"/>
     <w:qFormat/>
     <w:rsid w:val="00FC693F"/>
+    <w:pPr>
+      <w:spacing w:after="160" w:line="276" w:lineRule="auto"/>
+    </w:pPr>
     <w:rPr>
       <w:rFonts w:ascii="Calibri" w:hAnsi="Calibri" w:eastAsia="微软雅黑"/>
       <w:sz w:val="22"/>
